--- a/Лаб6_Романов_Вариант12.docx
+++ b/Лаб6_Романов_Вариант12.docx
@@ -1922,7 +1922,7 @@
           <w:sz w:val="28"/>
           <w:lang w:val="ru-RU"/>
         </w:rPr>
-        <w:t>. Ниже приведен полный исходный код.</w:t>
+        <w:t>. Ниже приведен полный исходный код. Исходный код всех лабораторных работ размещен в репозитории GitHub: https://github.com/xCypherx0/patterns</w:t>
       </w:r>
     </w:p>
     <w:p>
